--- a/презентация/Отчёт_2.docx
+++ b/презентация/Отчёт_2.docx
@@ -100,6 +100,16 @@
           <w:szCs w:val="24"/>
         </w:rPr>
       </w:pPr>
+      <w:r>
+        <w:rPr>
+          <w:rFonts w:ascii="Times New Roman" w:hAnsi="Times New Roman" w:cs="Times New Roman"/>
+          <w:b/>
+          <w:bCs/>
+          <w:sz w:val="24"/>
+          <w:szCs w:val="24"/>
+        </w:rPr>
+        <w:t xml:space="preserve"> </w:t>
+      </w:r>
     </w:p>
     <w:p>
       <w:pPr>
@@ -7208,6 +7218,9 @@
         <w:spacing w:after="0" w:line="360" w:lineRule="auto"/>
       </w:pPr>
       <w:r>
+        <w:rPr>
+          <w:noProof/>
+        </w:rPr>
         <w:drawing>
           <wp:inline distT="0" distB="0" distL="0" distR="0" wp14:anchorId="1FED1267" wp14:editId="2FA2A2CC">
             <wp:extent cx="1610624" cy="1352462"/>
@@ -7450,13 +7463,7 @@
             <w:rPr>
               <w:rFonts w:ascii="Cambria Math" w:hAnsi="Cambria Math"/>
             </w:rPr>
-            <m:t>где</m:t>
-          </m:r>
-          <m:r>
-            <w:rPr>
-              <w:rFonts w:ascii="Cambria Math" w:hAnsi="Cambria Math"/>
-            </w:rPr>
-            <m:t xml:space="preserve"> </m:t>
+            <m:t xml:space="preserve">где </m:t>
           </m:r>
           <m:acc>
             <m:accPr>
@@ -7759,13 +7766,7 @@
             <w:rPr>
               <w:rFonts w:ascii="Cambria Math" w:hAnsi="Cambria Math"/>
             </w:rPr>
-            <m:t>где</m:t>
-          </m:r>
-          <m:r>
-            <w:rPr>
-              <w:rFonts w:ascii="Cambria Math" w:hAnsi="Cambria Math"/>
-            </w:rPr>
-            <m:t xml:space="preserve"> </m:t>
+            <m:t xml:space="preserve">где </m:t>
           </m:r>
           <m:acc>
             <m:accPr>
@@ -10415,6 +10416,9 @@
         <w:spacing w:after="0" w:line="360" w:lineRule="auto"/>
       </w:pPr>
       <w:r>
+        <w:rPr>
+          <w:noProof/>
+        </w:rPr>
         <w:drawing>
           <wp:inline distT="0" distB="0" distL="0" distR="0" wp14:anchorId="3C0A4952" wp14:editId="732FDEA3">
             <wp:extent cx="1221013" cy="1024979"/>
@@ -11511,6 +11515,7 @@
             <w:r>
               <w:rPr>
                 <w:rFonts w:ascii="Times New Roman" w:hAnsi="Times New Roman" w:cs="Times New Roman"/>
+                <w:noProof/>
                 <w:sz w:val="24"/>
                 <w:szCs w:val="24"/>
               </w:rPr>
@@ -11595,6 +11600,7 @@
             <w:r>
               <w:rPr>
                 <w:rFonts w:ascii="Times New Roman" w:hAnsi="Times New Roman" w:cs="Times New Roman"/>
+                <w:noProof/>
                 <w:sz w:val="24"/>
                 <w:szCs w:val="24"/>
               </w:rPr>
@@ -11789,6 +11795,7 @@
             <w:r>
               <w:rPr>
                 <w:rFonts w:ascii="Times New Roman" w:hAnsi="Times New Roman" w:cs="Times New Roman"/>
+                <w:noProof/>
                 <w:sz w:val="24"/>
                 <w:szCs w:val="24"/>
               </w:rPr>
@@ -11856,6 +11863,7 @@
             <w:r>
               <w:rPr>
                 <w:rFonts w:ascii="Times New Roman" w:hAnsi="Times New Roman" w:cs="Times New Roman"/>
+                <w:noProof/>
                 <w:sz w:val="24"/>
                 <w:szCs w:val="24"/>
               </w:rPr>
@@ -11925,6 +11933,7 @@
             <w:r>
               <w:rPr>
                 <w:rFonts w:ascii="Times New Roman" w:hAnsi="Times New Roman" w:cs="Times New Roman"/>
+                <w:noProof/>
                 <w:sz w:val="24"/>
                 <w:szCs w:val="24"/>
               </w:rPr>
@@ -13523,7 +13532,7 @@
     <w:lsdException w:name="Table Web 2" w:semiHidden="1" w:unhideWhenUsed="1"/>
     <w:lsdException w:name="Table Web 3" w:semiHidden="1" w:unhideWhenUsed="1"/>
     <w:lsdException w:name="Balloon Text" w:semiHidden="1" w:unhideWhenUsed="1"/>
-    <w:lsdException w:name="Table Grid" w:semiHidden="1" w:uiPriority="39" w:unhideWhenUsed="1"/>
+    <w:lsdException w:name="Table Grid" w:uiPriority="39"/>
     <w:lsdException w:name="Table Theme" w:semiHidden="1" w:unhideWhenUsed="1"/>
     <w:lsdException w:name="Placeholder Text" w:semiHidden="1"/>
     <w:lsdException w:name="No Spacing" w:uiPriority="1" w:qFormat="1"/>
@@ -13753,6 +13762,7 @@
   <w:style w:type="character" w:default="1" w:styleId="a0">
     <w:name w:val="Default Paragraph Font"/>
     <w:uiPriority w:val="1"/>
+    <w:semiHidden/>
     <w:unhideWhenUsed/>
   </w:style>
   <w:style w:type="table" w:default="1" w:styleId="a1">

--- a/презентация/Отчёт_2.docx
+++ b/презентация/Отчёт_2.docx
@@ -540,21 +540,6 @@
     <w:p>
       <w:pPr>
         <w:spacing w:after="0" w:line="360" w:lineRule="auto"/>
-        <w:ind w:firstLine="709"/>
-        <w:jc w:val="both"/>
-        <w:rPr>
-          <w:rFonts w:ascii="Times New Roman" w:hAnsi="Times New Roman" w:cs="Times New Roman"/>
-          <w:color w:val="001A1E"/>
-          <w:sz w:val="24"/>
-          <w:szCs w:val="24"/>
-          <w:shd w:val="clear" w:color="auto" w:fill="FFFFFF"/>
-        </w:rPr>
-      </w:pPr>
-    </w:p>
-    <w:p>
-      <w:pPr>
-        <w:spacing w:after="0" w:line="360" w:lineRule="auto"/>
-        <w:ind w:firstLine="709"/>
         <w:jc w:val="both"/>
         <w:rPr>
           <w:rFonts w:ascii="Times New Roman" w:hAnsi="Times New Roman" w:cs="Times New Roman"/>
@@ -10380,7 +10365,7 @@
         <w:spacing w:line="360" w:lineRule="auto"/>
       </w:pPr>
       <w:r>
-        <w:t xml:space="preserve">Координаты точки пересечения                                  </w:t>
+        <w:t xml:space="preserve">Координаты точки пересечения </w:t>
       </w:r>
       <m:oMath>
         <m:r>
@@ -10981,7 +10966,33 @@
           <w:sz w:val="24"/>
           <w:szCs w:val="24"/>
         </w:rPr>
-        <w:t xml:space="preserve"> пересечения и искать их длину</w:t>
+        <w:t xml:space="preserve"> пересечения и искать их </w:t>
+      </w:r>
+      <w:proofErr w:type="gramStart"/>
+      <w:r>
+        <w:rPr>
+          <w:rFonts w:ascii="Times New Roman" w:hAnsi="Times New Roman" w:cs="Times New Roman"/>
+          <w:sz w:val="24"/>
+          <w:szCs w:val="24"/>
+        </w:rPr>
+        <w:t>длину</w:t>
+      </w:r>
+      <w:r>
+        <w:rPr>
+          <w:rFonts w:ascii="Times New Roman" w:hAnsi="Times New Roman" w:cs="Times New Roman"/>
+          <w:sz w:val="24"/>
+          <w:szCs w:val="24"/>
+        </w:rPr>
+        <w:t>(</w:t>
+      </w:r>
+      <w:proofErr w:type="gramEnd"/>
+      <w:r>
+        <w:rPr>
+          <w:rFonts w:ascii="Times New Roman" w:hAnsi="Times New Roman" w:cs="Times New Roman"/>
+          <w:sz w:val="24"/>
+          <w:szCs w:val="24"/>
+        </w:rPr>
+        <w:t>буду проверять пересечение отрезка с каждой из сторон прямоугольника).</w:t>
       </w:r>
     </w:p>
     <w:p>
@@ -11002,7 +11013,25 @@
           <w:sz w:val="24"/>
           <w:szCs w:val="24"/>
         </w:rPr>
-        <w:t>Далее с помощью цикла для каждого прямоугольника и отрезка буду искать максимальную длину пересечения, точки пересечения и точку по которой построено данное пересечение.</w:t>
+        <w:t xml:space="preserve">Далее с помощью цикла для каждого прямоугольника и отрезка буду искать максимальную длину пересечения, точки пересечения и </w:t>
+      </w:r>
+      <w:proofErr w:type="gramStart"/>
+      <w:r>
+        <w:rPr>
+          <w:rFonts w:ascii="Times New Roman" w:hAnsi="Times New Roman" w:cs="Times New Roman"/>
+          <w:sz w:val="24"/>
+          <w:szCs w:val="24"/>
+        </w:rPr>
+        <w:t>точку</w:t>
+      </w:r>
+      <w:proofErr w:type="gramEnd"/>
+      <w:r>
+        <w:rPr>
+          <w:rFonts w:ascii="Times New Roman" w:hAnsi="Times New Roman" w:cs="Times New Roman"/>
+          <w:sz w:val="24"/>
+          <w:szCs w:val="24"/>
+        </w:rPr>
+        <w:t xml:space="preserve"> по которой построено данное пересечение.</w:t>
       </w:r>
     </w:p>
     <w:p>
@@ -11214,16 +11243,20 @@
       </w:pPr>
       <w:r>
         <w:rPr>
-          <w:noProof/>
-          <w:sz w:val="24"/>
-          <w:szCs w:val="24"/>
-          <w:lang w:eastAsia="ru-RU"/>
+          <w:sz w:val="24"/>
+          <w:szCs w:val="24"/>
         </w:rPr>
         <w:drawing>
-          <wp:inline distT="0" distB="0" distL="0" distR="0" wp14:anchorId="767DCDCC" wp14:editId="2665B716">
-            <wp:extent cx="5939790" cy="2291715"/>
+          <wp:inline distT="0" distB="0" distL="0" distR="0" wp14:anchorId="444923C0" wp14:editId="2EB17726">
+            <wp:extent cx="5939790" cy="2290445"/>
             <wp:effectExtent l="0" t="0" r="3810" b="0"/>
-            <wp:docPr id="5" name="Рисунок 5"/>
+            <wp:docPr id="4" name="Рисунок 3">
+              <a:extLst xmlns:a="http://schemas.openxmlformats.org/drawingml/2006/main">
+                <a:ext uri="{FF2B5EF4-FFF2-40B4-BE49-F238E27FC236}">
+                  <a16:creationId xmlns:a16="http://schemas.microsoft.com/office/drawing/2014/main" id="{2313A082-1609-826F-34C9-72309F264E82}"/>
+                </a:ext>
+              </a:extLst>
+            </wp:docPr>
             <wp:cNvGraphicFramePr>
               <a:graphicFrameLocks xmlns:a="http://schemas.openxmlformats.org/drawingml/2006/main" noChangeAspect="1"/>
             </wp:cNvGraphicFramePr>
@@ -11231,17 +11264,19 @@
               <a:graphicData uri="http://schemas.openxmlformats.org/drawingml/2006/picture">
                 <pic:pic xmlns:pic="http://schemas.openxmlformats.org/drawingml/2006/picture">
                   <pic:nvPicPr>
-                    <pic:cNvPr id="5" name="Рисунок 5"/>
-                    <pic:cNvPicPr/>
+                    <pic:cNvPr id="4" name="Рисунок 3">
+                      <a:extLst>
+                        <a:ext uri="{FF2B5EF4-FFF2-40B4-BE49-F238E27FC236}">
+                          <a16:creationId xmlns:a16="http://schemas.microsoft.com/office/drawing/2014/main" id="{2313A082-1609-826F-34C9-72309F264E82}"/>
+                        </a:ext>
+                      </a:extLst>
+                    </pic:cNvPr>
+                    <pic:cNvPicPr>
+                      <a:picLocks noChangeAspect="1"/>
+                    </pic:cNvPicPr>
                   </pic:nvPicPr>
                   <pic:blipFill>
-                    <a:blip r:embed="rId21" cstate="print">
-                      <a:extLst>
-                        <a:ext uri="{28A0092B-C50C-407E-A947-70E740481C1C}">
-                          <a14:useLocalDpi xmlns:a14="http://schemas.microsoft.com/office/drawing/2010/main" val="0"/>
-                        </a:ext>
-                      </a:extLst>
-                    </a:blip>
+                    <a:blip r:embed="rId21"/>
                     <a:stretch>
                       <a:fillRect/>
                     </a:stretch>
@@ -11249,7 +11284,7 @@
                   <pic:spPr>
                     <a:xfrm>
                       <a:off x="0" y="0"/>
-                      <a:ext cx="5939790" cy="2291715"/>
+                      <a:ext cx="5939790" cy="2290445"/>
                     </a:xfrm>
                     <a:prstGeom prst="rect">
                       <a:avLst/>
@@ -11264,108 +11299,6 @@
     </w:p>
     <w:p>
       <w:pPr>
-        <w:ind w:left="-142"/>
-        <w:jc w:val="center"/>
-        <w:rPr>
-          <w:sz w:val="24"/>
-          <w:szCs w:val="24"/>
-        </w:rPr>
-      </w:pPr>
-      <w:r>
-        <w:rPr>
-          <w:noProof/>
-          <w:sz w:val="24"/>
-          <w:szCs w:val="24"/>
-          <w:lang w:eastAsia="ru-RU"/>
-        </w:rPr>
-        <w:lastRenderedPageBreak/>
-        <w:drawing>
-          <wp:inline distT="0" distB="0" distL="0" distR="0" wp14:anchorId="6ACB9601" wp14:editId="28FCAF98">
-            <wp:extent cx="5724525" cy="3162300"/>
-            <wp:effectExtent l="0" t="0" r="9525" b="0"/>
-            <wp:docPr id="6" name="Рисунок 6"/>
-            <wp:cNvGraphicFramePr>
-              <a:graphicFrameLocks xmlns:a="http://schemas.openxmlformats.org/drawingml/2006/main" noChangeAspect="1"/>
-            </wp:cNvGraphicFramePr>
-            <a:graphic xmlns:a="http://schemas.openxmlformats.org/drawingml/2006/main">
-              <a:graphicData uri="http://schemas.openxmlformats.org/drawingml/2006/picture">
-                <pic:pic xmlns:pic="http://schemas.openxmlformats.org/drawingml/2006/picture">
-                  <pic:nvPicPr>
-                    <pic:cNvPr id="6" name="Рисунок 6"/>
-                    <pic:cNvPicPr/>
-                  </pic:nvPicPr>
-                  <pic:blipFill>
-                    <a:blip r:embed="rId22">
-                      <a:extLst>
-                        <a:ext uri="{28A0092B-C50C-407E-A947-70E740481C1C}">
-                          <a14:useLocalDpi xmlns:a14="http://schemas.microsoft.com/office/drawing/2010/main" val="0"/>
-                        </a:ext>
-                      </a:extLst>
-                    </a:blip>
-                    <a:stretch>
-                      <a:fillRect/>
-                    </a:stretch>
-                  </pic:blipFill>
-                  <pic:spPr>
-                    <a:xfrm>
-                      <a:off x="0" y="0"/>
-                      <a:ext cx="5724525" cy="3162300"/>
-                    </a:xfrm>
-                    <a:prstGeom prst="rect">
-                      <a:avLst/>
-                    </a:prstGeom>
-                  </pic:spPr>
-                </pic:pic>
-              </a:graphicData>
-            </a:graphic>
-          </wp:inline>
-        </w:drawing>
-      </w:r>
-    </w:p>
-    <w:p>
-      <w:pPr>
-        <w:ind w:left="-142"/>
-        <w:jc w:val="center"/>
-        <w:rPr>
-          <w:sz w:val="24"/>
-          <w:szCs w:val="24"/>
-        </w:rPr>
-      </w:pPr>
-    </w:p>
-    <w:p>
-      <w:pPr>
-        <w:ind w:left="-142"/>
-        <w:jc w:val="center"/>
-        <w:rPr>
-          <w:sz w:val="24"/>
-          <w:szCs w:val="24"/>
-        </w:rPr>
-      </w:pPr>
-    </w:p>
-    <w:p>
-      <w:pPr>
-        <w:ind w:left="-142"/>
-        <w:jc w:val="center"/>
-        <w:rPr>
-          <w:sz w:val="24"/>
-          <w:szCs w:val="24"/>
-        </w:rPr>
-      </w:pPr>
-    </w:p>
-    <w:p>
-      <w:pPr>
-        <w:ind w:left="-142"/>
-        <w:jc w:val="center"/>
-        <w:rPr>
-          <w:sz w:val="24"/>
-          <w:szCs w:val="24"/>
-        </w:rPr>
-      </w:pPr>
-    </w:p>
-    <w:p>
-      <w:pPr>
-        <w:ind w:left="-142"/>
-        <w:jc w:val="center"/>
         <w:rPr>
           <w:sz w:val="24"/>
           <w:szCs w:val="24"/>
@@ -11500,6 +11433,7 @@
                 <w:sz w:val="24"/>
                 <w:szCs w:val="24"/>
               </w:rPr>
+              <w:lastRenderedPageBreak/>
               <w:t>Список прямоугольников и отрезков</w:t>
             </w:r>
           </w:p>
@@ -11535,7 +11469,7 @@
                           <pic:cNvPicPr/>
                         </pic:nvPicPr>
                         <pic:blipFill rotWithShape="1">
-                          <a:blip r:embed="rId23"/>
+                          <a:blip r:embed="rId22"/>
                           <a:srcRect b="5762"/>
                           <a:stretch/>
                         </pic:blipFill>
@@ -11620,7 +11554,7 @@
                           <pic:cNvPicPr/>
                         </pic:nvPicPr>
                         <pic:blipFill rotWithShape="1">
-                          <a:blip r:embed="rId24"/>
+                          <a:blip r:embed="rId23"/>
                           <a:srcRect b="5660"/>
                           <a:stretch/>
                         </pic:blipFill>
@@ -11653,19 +11587,6 @@
     </w:tbl>
     <w:p>
       <w:pPr>
-        <w:ind w:left="-142"/>
-        <w:jc w:val="center"/>
-        <w:rPr>
-          <w:rFonts w:ascii="Times New Roman" w:hAnsi="Times New Roman" w:cs="Times New Roman"/>
-          <w:sz w:val="24"/>
-          <w:szCs w:val="24"/>
-        </w:rPr>
-      </w:pPr>
-    </w:p>
-    <w:p>
-      <w:pPr>
-        <w:ind w:left="-142"/>
-        <w:jc w:val="center"/>
         <w:rPr>
           <w:rFonts w:ascii="Times New Roman" w:hAnsi="Times New Roman" w:cs="Times New Roman"/>
           <w:sz w:val="24"/>
@@ -11742,16 +11663,7 @@
           <w:sz w:val="24"/>
           <w:szCs w:val="24"/>
         </w:rPr>
-        <w:t xml:space="preserve">. Для начала я проверил все случаи взаимного расположения прямоугольник и </w:t>
-      </w:r>
-      <w:r>
-        <w:rPr>
-          <w:rFonts w:ascii="Times New Roman" w:hAnsi="Times New Roman" w:cs="Times New Roman"/>
-          <w:sz w:val="24"/>
-          <w:szCs w:val="24"/>
-        </w:rPr>
-        <w:lastRenderedPageBreak/>
-        <w:t>отрезка. К примеру, если прямоугольник и прямая не пересекаются, то максимальная длина равна нулю, то есть ее нету. Если отрезок пересекает прямоугольник и начальная и конечная точки отрезка не лежат внутри прямоугольника, то результат также был верным. Также я проверил работу программы на сложных случаях, в которых у меня возникли проблемы (к примеру, когда отрезок пересекает диагональ прямоугольника) и результат также был верным. Кроме этого, я пришел к выводу, что результат работы программы не зависит от числа прямоугольников и отрезков.</w:t>
+        <w:t>. Для начала я проверил все случаи взаимного расположения прямоугольник и отрезка. К примеру, если прямоугольник и прямая не пересекаются, то максимальная длина равна нулю, то есть ее нету. Если отрезок пересекает прямоугольник и начальная и конечная точки отрезка не лежат внутри прямоугольника, то результат также был верным. Также я проверил работу программы на сложных случаях, в которых у меня возникли проблемы (к примеру, когда отрезок пересекает диагональ прямоугольника) и результат также был верным. Кроме этого, я пришел к выводу, что результат работы программы не зависит от числа прямоугольников и отрезков.</w:t>
       </w:r>
     </w:p>
     <w:p>
@@ -11815,7 +11727,7 @@
                           <pic:cNvPicPr/>
                         </pic:nvPicPr>
                         <pic:blipFill rotWithShape="1">
-                          <a:blip r:embed="rId25"/>
+                          <a:blip r:embed="rId24"/>
                           <a:srcRect b="6101"/>
                           <a:stretch/>
                         </pic:blipFill>
@@ -11883,7 +11795,7 @@
                           <pic:cNvPicPr/>
                         </pic:nvPicPr>
                         <pic:blipFill rotWithShape="1">
-                          <a:blip r:embed="rId26"/>
+                          <a:blip r:embed="rId25"/>
                           <a:srcRect b="5643"/>
                           <a:stretch/>
                         </pic:blipFill>
@@ -11953,7 +11865,7 @@
                           <pic:cNvPicPr/>
                         </pic:nvPicPr>
                         <pic:blipFill rotWithShape="1">
-                          <a:blip r:embed="rId27"/>
+                          <a:blip r:embed="rId26"/>
                           <a:srcRect b="5274"/>
                           <a:stretch/>
                         </pic:blipFill>
@@ -13762,7 +13674,6 @@
   <w:style w:type="character" w:default="1" w:styleId="a0">
     <w:name w:val="Default Paragraph Font"/>
     <w:uiPriority w:val="1"/>
-    <w:semiHidden/>
     <w:unhideWhenUsed/>
   </w:style>
   <w:style w:type="table" w:default="1" w:styleId="a1">
